--- a/PUBLISHED/biol-8/ALL_FILES/module-08-cell-division-questions.docx
+++ b/PUBLISHED/biol-8/ALL_FILES/module-08-cell-division-questions.docx
@@ -3,106 +3,169 @@
 <w:document xmlns:wpc="http://schemas.microsoft.com/office/word/2010/wordprocessingCanvas" xmlns:mo="http://schemas.microsoft.com/office/mac/office/2008/main" xmlns:mc="http://schemas.openxmlformats.org/markup-compatibility/2006" xmlns:mv="urn:schemas-microsoft-com:mac:vml" xmlns:o="urn:schemas-microsoft-com:office:office" xmlns:r="http://schemas.openxmlformats.org/officeDocument/2006/relationships" xmlns:m="http://schemas.openxmlformats.org/officeDocument/2006/math" xmlns:v="urn:schemas-microsoft-com:vml" xmlns:wp14="http://schemas.microsoft.com/office/word/2010/wordprocessingDrawing" xmlns:wp="http://schemas.openxmlformats.org/drawingml/2006/wordprocessingDrawing" xmlns:w10="urn:schemas-microsoft-com:office:word" xmlns:w="http://schemas.openxmlformats.org/wordprocessingml/2006/main" xmlns:w14="http://schemas.microsoft.com/office/word/2010/wordml" xmlns:wpg="http://schemas.microsoft.com/office/word/2010/wordprocessingGroup" xmlns:wpi="http://schemas.microsoft.com/office/word/2010/wordprocessingInk" xmlns:wne="http://schemas.microsoft.com/office/word/2006/wordml" xmlns:wps="http://schemas.microsoft.com/office/word/2010/wordprocessingShape" mc:Ignorable="w14 wp14">
   <w:body>
     <w:p>
+      <w:pPr>
+        <w:pStyle w:val="Heading1"/>
+      </w:pPr>
       <w:r>
         <w:t>Module 08: Cell Division — Mitosis &amp; Meiosis — Study Questions</w:t>
       </w:r>
     </w:p>
     <w:p>
       <w:r>
+        <w:br/>
+      </w:r>
+      <w:r>
         <w:t>What are the main stages of the cell cycle, and what happens during each?</w:t>
       </w:r>
     </w:p>
     <w:p>
+      <w:r>
+        <w:br/>
+      </w:r>
       <w:r>
         <w:t>Why is it important for a cell to replicate its DNA before dividing?</w:t>
       </w:r>
     </w:p>
     <w:p>
       <w:r>
+        <w:br/>
+      </w:r>
+      <w:r>
         <w:t>What is the difference between chromatin and a chromosome?</w:t>
       </w:r>
     </w:p>
     <w:p>
+      <w:r>
+        <w:br/>
+      </w:r>
       <w:r>
         <w:t>After DNA replication, what are the two identical copies of a chromosome called, and what holds them together?</w:t>
       </w:r>
     </w:p>
     <w:p>
       <w:r>
+        <w:br/>
+      </w:r>
+      <w:r>
         <w:t>What is the difference between homologous chromosomes and sister chromatids?</w:t>
       </w:r>
     </w:p>
     <w:p>
+      <w:r>
+        <w:br/>
+      </w:r>
       <w:r>
         <w:t>List the four stages of mitosis in order and briefly describe what happens in each.</w:t>
       </w:r>
     </w:p>
     <w:p>
       <w:r>
+        <w:br/>
+      </w:r>
+      <w:r>
         <w:t>What is the role of the mitotic spindle during cell division?</w:t>
       </w:r>
     </w:p>
     <w:p>
+      <w:r>
+        <w:br/>
+      </w:r>
       <w:r>
         <w:t>How does cytokinesis differ between animal cells and plant cells?</w:t>
       </w:r>
     </w:p>
     <w:p>
       <w:r>
+        <w:br/>
+      </w:r>
+      <w:r>
         <w:t>What is the result of mitosis and cytokinesis — how many cells are produced, and are they diploid or haploid?</w:t>
       </w:r>
     </w:p>
     <w:p>
+      <w:r>
+        <w:br/>
+      </w:r>
       <w:r>
         <w:t>Why is mitosis important for a multicellular organism?</w:t>
       </w:r>
     </w:p>
     <w:p>
       <w:r>
+        <w:br/>
+      </w:r>
+      <w:r>
         <w:t>What is the purpose of meiosis, and where does it occur in the human body?</w:t>
       </w:r>
     </w:p>
     <w:p>
+      <w:r>
+        <w:br/>
+      </w:r>
       <w:r>
         <w:t>How many rounds of division occur in meiosis, and how many cells are produced at the end?</w:t>
       </w:r>
     </w:p>
     <w:p>
       <w:r>
+        <w:br/>
+      </w:r>
+      <w:r>
         <w:t>What happens during prophase I that does NOT happen during prophase of mitosis?</w:t>
       </w:r>
     </w:p>
     <w:p>
+      <w:r>
+        <w:br/>
+      </w:r>
       <w:r>
         <w:t>What is crossing over, and how does it contribute to genetic variation?</w:t>
       </w:r>
     </w:p>
     <w:p>
       <w:r>
+        <w:br/>
+      </w:r>
+      <w:r>
         <w:t>Explain independent assortment. During which stage of meiosis does it occur?</w:t>
       </w:r>
     </w:p>
     <w:p>
+      <w:r>
+        <w:br/>
+      </w:r>
       <w:r>
         <w:t>What separates during anaphase I? How does this differ from what separates during anaphase II?</w:t>
       </w:r>
     </w:p>
     <w:p>
       <w:r>
+        <w:br/>
+      </w:r>
+      <w:r>
         <w:t>Create a comparison: list at least four differences between mitosis and meiosis (purpose, number of divisions, number of resulting cells, ploidy of resulting cells).</w:t>
       </w:r>
     </w:p>
     <w:p>
+      <w:r>
+        <w:br/>
+      </w:r>
       <w:r>
         <w:t>What is nondisjunction? Describe one condition that can result from it.</w:t>
       </w:r>
     </w:p>
     <w:p>
       <w:r>
+        <w:br/>
+      </w:r>
+      <w:r>
         <w:t>How do crossing over, independent assortment, and random fertilization work together to produce genetically unique offspring?</w:t>
       </w:r>
     </w:p>
     <w:p>
+      <w:r>
+        <w:br/>
+      </w:r>
       <w:r>
         <w:t>A cell has a diploid number of 8 (2n = 8). How many chromosomes would be in each cell after mitosis? After meiosis?</w:t>
       </w:r>
